--- a/PBO 1 Deni Aditya Saputra 20240040165.docx
+++ b/PBO 1 Deni Aditya Saputra 20240040165.docx
@@ -55,7 +55,7 @@
     </w:p>
     <w:p>
       <w:pPr>
-        <w:spacing w:after="0" w:line="276" w:lineRule="auto"/>
+        <w:spacing w:line="276" w:lineRule="auto"/>
         <w:ind w:left="-29" w:firstLine="0"/>
         <w:rPr>
           <w:b/>
@@ -166,101 +166,80 @@
     </w:p>
     <w:p>
       <w:pPr>
-        <w:spacing w:after="0" w:line="276" w:lineRule="auto"/>
-        <w:ind w:left="284" w:hanging="284"/>
-        <w:rPr>
-          <w:b/>
-          <w:bCs/>
-          <w:color w:val="000000" w:themeColor="text1"/>
-          <w:sz w:val="28"/>
-          <w:szCs w:val="28"/>
+        <w:pStyle w:val="Heading2"/>
+        <w:spacing w:after="0"/>
+        <w:rPr>
+          <w:rFonts w:ascii="Times New Roman" w:hAnsi="Times New Roman" w:cs="Times New Roman"/>
+          <w:color w:val="auto"/>
         </w:rPr>
       </w:pPr>
       <w:r>
         <w:rPr>
-          <w:b/>
-          <w:bCs/>
-          <w:color w:val="000000" w:themeColor="text1"/>
-          <w:sz w:val="28"/>
-          <w:szCs w:val="28"/>
-        </w:rPr>
-        <w:t xml:space="preserve">1. </w:t>
-      </w:r>
-      <w:r>
-        <w:rPr>
-          <w:b/>
-          <w:bCs/>
-          <w:color w:val="000000" w:themeColor="text1"/>
-          <w:sz w:val="28"/>
-          <w:szCs w:val="28"/>
-        </w:rPr>
-        <w:t>Buatlah program JAVA yang berfungsi untuk mencetak output di layar monitor seperti berikut ini:</w:t>
+          <w:rFonts w:ascii="Times New Roman" w:hAnsi="Times New Roman" w:cs="Times New Roman"/>
+        </w:rPr>
+        <w:t>1. Class dan Object</w:t>
       </w:r>
     </w:p>
     <w:p>
       <w:pPr>
-        <w:spacing w:after="0" w:line="276" w:lineRule="auto"/>
-        <w:ind w:left="-29" w:firstLine="313"/>
-        <w:rPr>
-          <w:b/>
-          <w:bCs/>
-          <w:color w:val="000000" w:themeColor="text1"/>
-          <w:sz w:val="28"/>
-          <w:szCs w:val="28"/>
-        </w:rPr>
+        <w:pStyle w:val="font-claude-response-body"/>
+        <w:spacing w:before="0" w:beforeAutospacing="0" w:after="0" w:afterAutospacing="0"/>
+        <w:ind w:firstLine="426"/>
       </w:pPr>
       <w:r>
         <w:rPr>
-          <w:b/>
-          <w:bCs/>
-          <w:color w:val="000000" w:themeColor="text1"/>
-          <w:sz w:val="28"/>
-          <w:szCs w:val="28"/>
-        </w:rPr>
-        <w:t>“Belajar JAVA”</w:t>
+          <w:rStyle w:val="Strong"/>
+        </w:rPr>
+        <w:t>Class</w:t>
+      </w:r>
+      <w:r>
+        <w:t xml:space="preserve"> adalah blueprint atau cetak biru yang mendefinisikan atribut (variabel) dan perilaku (method) dari suatu entitas. Class merupakan template yang belum memiliki nilai nyata.</w:t>
       </w:r>
     </w:p>
     <w:p>
       <w:pPr>
-        <w:spacing w:after="0" w:line="276" w:lineRule="auto"/>
-        <w:ind w:left="-29" w:firstLine="313"/>
-        <w:rPr>
-          <w:b/>
-          <w:bCs/>
-          <w:color w:val="000000" w:themeColor="text1"/>
-          <w:sz w:val="28"/>
-          <w:szCs w:val="28"/>
-        </w:rPr>
+        <w:pStyle w:val="font-claude-response-body"/>
+        <w:spacing w:before="0" w:beforeAutospacing="0"/>
+        <w:ind w:firstLine="360"/>
       </w:pPr>
       <w:r>
         <w:rPr>
-          <w:b/>
-          <w:bCs/>
-          <w:color w:val="000000" w:themeColor="text1"/>
-          <w:sz w:val="28"/>
-          <w:szCs w:val="28"/>
-        </w:rPr>
-        <w:t>“Sangat mudah sekali”</w:t>
+          <w:rStyle w:val="Strong"/>
+        </w:rPr>
+        <w:t>Object</w:t>
       </w:r>
       <w:r>
-        <w:rPr>
-          <w:b/>
-          <w:bCs/>
-          <w:color w:val="000000" w:themeColor="text1"/>
-          <w:sz w:val="28"/>
-          <w:szCs w:val="28"/>
-        </w:rPr>
-        <w:t xml:space="preserve"> </w:t>
+        <w:t xml:space="preserve"> adalah instansi nyata dari sebuah class. Ketika class di-</w:t>
+      </w:r>
+      <w:r>
+        <w:rPr>
+          <w:rStyle w:val="Emphasis"/>
+        </w:rPr>
+        <w:t>instantiate</w:t>
+      </w:r>
+      <w:r>
+        <w:t xml:space="preserve"> menggunakan kata kunci </w:t>
+      </w:r>
+      <w:r>
+        <w:rPr>
+          <w:rStyle w:val="HTMLCode"/>
+        </w:rPr>
+        <w:t>new</w:t>
+      </w:r>
+      <w:r>
+        <w:t>, maka terbentuklah sebuah object yang memiliki nilai dan dapat menggunakan method yang didefinisikan di dalam class-nya.</w:t>
       </w:r>
     </w:p>
     <w:p>
       <w:pPr>
-        <w:spacing w:after="0" w:line="276" w:lineRule="auto"/>
-        <w:ind w:left="0" w:firstLine="284"/>
+        <w:spacing w:line="276" w:lineRule="auto"/>
+        <w:ind w:left="0" w:firstLine="0"/>
         <w:rPr>
           <w:b/>
           <w:bCs/>
           <w:color w:val="000000" w:themeColor="text1"/>
+          <w:kern w:val="0"/>
+          <w14:ligatures w14:val="none"/>
         </w:rPr>
       </w:pPr>
       <w:r>
@@ -268,86 +247,500 @@
           <w:b/>
           <w:bCs/>
           <w:color w:val="000000" w:themeColor="text1"/>
-          <w:sz w:val="28"/>
-          <w:szCs w:val="28"/>
-        </w:rPr>
-        <w:t>“dan sangat menyenangkan”</w:t>
+          <w:kern w:val="0"/>
+          <w14:ligatures w14:val="none"/>
+        </w:rPr>
+        <w:t>2. Jenis-Jenis Method</w:t>
       </w:r>
-      <w:r>
+    </w:p>
+    <w:tbl>
+      <w:tblPr>
+        <w:tblStyle w:val="TableGrid"/>
+        <w:tblW w:w="0" w:type="auto"/>
+        <w:tblLook w:val="04A0" w:firstRow="1" w:lastRow="0" w:firstColumn="1" w:lastColumn="0" w:noHBand="0" w:noVBand="1"/>
+      </w:tblPr>
+      <w:tblGrid>
+        <w:gridCol w:w="2327"/>
+        <w:gridCol w:w="6354"/>
+      </w:tblGrid>
+      <w:tr>
+        <w:tc>
+          <w:tcPr>
+            <w:tcW w:w="0" w:type="auto"/>
+            <w:hideMark/>
+          </w:tcPr>
+          <w:p>
+            <w:pPr>
+              <w:spacing w:after="0" w:line="276" w:lineRule="auto"/>
+              <w:ind w:left="0" w:firstLine="0"/>
+              <w:rPr>
+                <w:b/>
+                <w:bCs/>
+                <w:color w:val="000000" w:themeColor="text1"/>
+                <w:kern w:val="0"/>
+                <w14:ligatures w14:val="none"/>
+              </w:rPr>
+            </w:pPr>
+            <w:r>
+              <w:rPr>
+                <w:b/>
+                <w:bCs/>
+                <w:color w:val="000000" w:themeColor="text1"/>
+                <w:kern w:val="0"/>
+                <w14:ligatures w14:val="none"/>
+              </w:rPr>
+              <w:t>Jenis Method</w:t>
+            </w:r>
+          </w:p>
+        </w:tc>
+        <w:tc>
+          <w:tcPr>
+            <w:tcW w:w="0" w:type="auto"/>
+            <w:hideMark/>
+          </w:tcPr>
+          <w:p>
+            <w:pPr>
+              <w:spacing w:after="0" w:line="276" w:lineRule="auto"/>
+              <w:ind w:left="0" w:firstLine="0"/>
+              <w:rPr>
+                <w:b/>
+                <w:bCs/>
+                <w:color w:val="000000" w:themeColor="text1"/>
+                <w:kern w:val="0"/>
+                <w14:ligatures w14:val="none"/>
+              </w:rPr>
+            </w:pPr>
+            <w:r>
+              <w:rPr>
+                <w:b/>
+                <w:bCs/>
+                <w:color w:val="000000" w:themeColor="text1"/>
+                <w:kern w:val="0"/>
+                <w14:ligatures w14:val="none"/>
+              </w:rPr>
+              <w:t>Penjelasan</w:t>
+            </w:r>
+          </w:p>
+        </w:tc>
+      </w:tr>
+      <w:tr>
+        <w:tc>
+          <w:tcPr>
+            <w:tcW w:w="0" w:type="auto"/>
+            <w:hideMark/>
+          </w:tcPr>
+          <w:p>
+            <w:pPr>
+              <w:spacing w:after="0" w:line="276" w:lineRule="auto"/>
+              <w:ind w:left="0" w:firstLine="0"/>
+              <w:rPr>
+                <w:color w:val="000000" w:themeColor="text1"/>
+                <w:kern w:val="0"/>
+                <w14:ligatures w14:val="none"/>
+              </w:rPr>
+            </w:pPr>
+            <w:r>
+              <w:rPr>
+                <w:color w:val="000000" w:themeColor="text1"/>
+                <w:kern w:val="0"/>
+                <w14:ligatures w14:val="none"/>
+              </w:rPr>
+              <w:t>Constructor</w:t>
+            </w:r>
+          </w:p>
+        </w:tc>
+        <w:tc>
+          <w:tcPr>
+            <w:tcW w:w="0" w:type="auto"/>
+            <w:hideMark/>
+          </w:tcPr>
+          <w:p>
+            <w:pPr>
+              <w:spacing w:after="0" w:line="276" w:lineRule="auto"/>
+              <w:ind w:left="0" w:firstLine="0"/>
+              <w:rPr>
+                <w:color w:val="000000" w:themeColor="text1"/>
+                <w:kern w:val="0"/>
+                <w14:ligatures w14:val="none"/>
+              </w:rPr>
+            </w:pPr>
+            <w:r>
+              <w:rPr>
+                <w:color w:val="000000" w:themeColor="text1"/>
+                <w:kern w:val="0"/>
+                <w14:ligatures w14:val="none"/>
+              </w:rPr>
+              <w:t>Method khusus yang dipanggil saat object dibuat (new). Namanya sama dengan nama class.</w:t>
+            </w:r>
+          </w:p>
+        </w:tc>
+      </w:tr>
+      <w:tr>
+        <w:tc>
+          <w:tcPr>
+            <w:tcW w:w="0" w:type="auto"/>
+            <w:hideMark/>
+          </w:tcPr>
+          <w:p>
+            <w:pPr>
+              <w:spacing w:after="0" w:line="276" w:lineRule="auto"/>
+              <w:ind w:left="0" w:firstLine="0"/>
+              <w:rPr>
+                <w:color w:val="000000" w:themeColor="text1"/>
+                <w:kern w:val="0"/>
+                <w14:ligatures w14:val="none"/>
+              </w:rPr>
+            </w:pPr>
+            <w:r>
+              <w:rPr>
+                <w:color w:val="000000" w:themeColor="text1"/>
+                <w:kern w:val="0"/>
+                <w14:ligatures w14:val="none"/>
+              </w:rPr>
+              <w:t>Setter Method</w:t>
+            </w:r>
+          </w:p>
+        </w:tc>
+        <w:tc>
+          <w:tcPr>
+            <w:tcW w:w="0" w:type="auto"/>
+            <w:hideMark/>
+          </w:tcPr>
+          <w:p>
+            <w:pPr>
+              <w:spacing w:after="0" w:line="276" w:lineRule="auto"/>
+              <w:ind w:left="0" w:firstLine="0"/>
+              <w:rPr>
+                <w:color w:val="000000" w:themeColor="text1"/>
+                <w:kern w:val="0"/>
+                <w14:ligatures w14:val="none"/>
+              </w:rPr>
+            </w:pPr>
+            <w:r>
+              <w:rPr>
+                <w:color w:val="000000" w:themeColor="text1"/>
+                <w:kern w:val="0"/>
+                <w14:ligatures w14:val="none"/>
+              </w:rPr>
+              <w:t>Method untuk mengisi/mengubah nilai atribut. Biasanya diawali kata set.</w:t>
+            </w:r>
+          </w:p>
+        </w:tc>
+      </w:tr>
+      <w:tr>
+        <w:tc>
+          <w:tcPr>
+            <w:tcW w:w="0" w:type="auto"/>
+            <w:hideMark/>
+          </w:tcPr>
+          <w:p>
+            <w:pPr>
+              <w:spacing w:after="0" w:line="276" w:lineRule="auto"/>
+              <w:ind w:left="0" w:firstLine="0"/>
+              <w:rPr>
+                <w:color w:val="000000" w:themeColor="text1"/>
+                <w:kern w:val="0"/>
+                <w14:ligatures w14:val="none"/>
+              </w:rPr>
+            </w:pPr>
+            <w:r>
+              <w:rPr>
+                <w:color w:val="000000" w:themeColor="text1"/>
+                <w:kern w:val="0"/>
+                <w14:ligatures w14:val="none"/>
+              </w:rPr>
+              <w:t>Getter Method</w:t>
+            </w:r>
+          </w:p>
+        </w:tc>
+        <w:tc>
+          <w:tcPr>
+            <w:tcW w:w="0" w:type="auto"/>
+            <w:hideMark/>
+          </w:tcPr>
+          <w:p>
+            <w:pPr>
+              <w:spacing w:after="0" w:line="276" w:lineRule="auto"/>
+              <w:ind w:left="0" w:firstLine="0"/>
+              <w:rPr>
+                <w:color w:val="000000" w:themeColor="text1"/>
+                <w:kern w:val="0"/>
+                <w14:ligatures w14:val="none"/>
+              </w:rPr>
+            </w:pPr>
+            <w:r>
+              <w:rPr>
+                <w:color w:val="000000" w:themeColor="text1"/>
+                <w:kern w:val="0"/>
+                <w14:ligatures w14:val="none"/>
+              </w:rPr>
+              <w:t>Method untuk mengambil/membaca nilai atribut. Biasanya diawali kata get.</w:t>
+            </w:r>
+          </w:p>
+        </w:tc>
+      </w:tr>
+      <w:tr>
+        <w:tc>
+          <w:tcPr>
+            <w:tcW w:w="0" w:type="auto"/>
+            <w:hideMark/>
+          </w:tcPr>
+          <w:p>
+            <w:pPr>
+              <w:spacing w:after="0" w:line="276" w:lineRule="auto"/>
+              <w:ind w:left="0" w:firstLine="0"/>
+              <w:rPr>
+                <w:color w:val="000000" w:themeColor="text1"/>
+                <w:kern w:val="0"/>
+                <w14:ligatures w14:val="none"/>
+              </w:rPr>
+            </w:pPr>
+            <w:r>
+              <w:rPr>
+                <w:color w:val="000000" w:themeColor="text1"/>
+                <w:kern w:val="0"/>
+                <w14:ligatures w14:val="none"/>
+              </w:rPr>
+              <w:t>Main Method</w:t>
+            </w:r>
+          </w:p>
+        </w:tc>
+        <w:tc>
+          <w:tcPr>
+            <w:tcW w:w="0" w:type="auto"/>
+            <w:hideMark/>
+          </w:tcPr>
+          <w:p>
+            <w:pPr>
+              <w:spacing w:after="0" w:line="276" w:lineRule="auto"/>
+              <w:ind w:left="0" w:firstLine="0"/>
+              <w:rPr>
+                <w:color w:val="000000" w:themeColor="text1"/>
+                <w:kern w:val="0"/>
+                <w14:ligatures w14:val="none"/>
+              </w:rPr>
+            </w:pPr>
+            <w:r>
+              <w:rPr>
+                <w:color w:val="000000" w:themeColor="text1"/>
+                <w:kern w:val="0"/>
+                <w14:ligatures w14:val="none"/>
+              </w:rPr>
+              <w:t>Method utama sebagai titik awal eksekusi program (public static void main).</w:t>
+            </w:r>
+          </w:p>
+        </w:tc>
+      </w:tr>
+      <w:tr>
+        <w:tc>
+          <w:tcPr>
+            <w:tcW w:w="0" w:type="auto"/>
+            <w:hideMark/>
+          </w:tcPr>
+          <w:p>
+            <w:pPr>
+              <w:spacing w:after="0" w:line="276" w:lineRule="auto"/>
+              <w:ind w:left="0" w:firstLine="0"/>
+              <w:rPr>
+                <w:color w:val="000000" w:themeColor="text1"/>
+                <w:kern w:val="0"/>
+                <w14:ligatures w14:val="none"/>
+              </w:rPr>
+            </w:pPr>
+            <w:r>
+              <w:rPr>
+                <w:color w:val="000000" w:themeColor="text1"/>
+                <w:kern w:val="0"/>
+                <w14:ligatures w14:val="none"/>
+              </w:rPr>
+              <w:t>Regular/Instance Method</w:t>
+            </w:r>
+          </w:p>
+        </w:tc>
+        <w:tc>
+          <w:tcPr>
+            <w:tcW w:w="0" w:type="auto"/>
+            <w:hideMark/>
+          </w:tcPr>
+          <w:p>
+            <w:pPr>
+              <w:spacing w:after="0" w:line="276" w:lineRule="auto"/>
+              <w:ind w:left="0" w:firstLine="0"/>
+              <w:rPr>
+                <w:color w:val="000000" w:themeColor="text1"/>
+                <w:kern w:val="0"/>
+                <w14:ligatures w14:val="none"/>
+              </w:rPr>
+            </w:pPr>
+            <w:r>
+              <w:rPr>
+                <w:color w:val="000000" w:themeColor="text1"/>
+                <w:kern w:val="0"/>
+                <w14:ligatures w14:val="none"/>
+              </w:rPr>
+              <w:t>Method biasa yang menjalankan suatu aksi/logika tertentu pada object.</w:t>
+            </w:r>
+          </w:p>
+        </w:tc>
+      </w:tr>
+      <w:tr>
+        <w:tc>
+          <w:tcPr>
+            <w:tcW w:w="0" w:type="auto"/>
+            <w:hideMark/>
+          </w:tcPr>
+          <w:p>
+            <w:pPr>
+              <w:spacing w:after="0" w:line="276" w:lineRule="auto"/>
+              <w:ind w:left="0" w:firstLine="0"/>
+              <w:rPr>
+                <w:color w:val="000000" w:themeColor="text1"/>
+                <w:kern w:val="0"/>
+                <w14:ligatures w14:val="none"/>
+              </w:rPr>
+            </w:pPr>
+            <w:r>
+              <w:rPr>
+                <w:color w:val="000000" w:themeColor="text1"/>
+                <w:kern w:val="0"/>
+                <w14:ligatures w14:val="none"/>
+              </w:rPr>
+              <w:t>Static Method</w:t>
+            </w:r>
+          </w:p>
+        </w:tc>
+        <w:tc>
+          <w:tcPr>
+            <w:tcW w:w="0" w:type="auto"/>
+            <w:hideMark/>
+          </w:tcPr>
+          <w:p>
+            <w:pPr>
+              <w:spacing w:after="0" w:line="276" w:lineRule="auto"/>
+              <w:ind w:left="0" w:firstLine="0"/>
+              <w:rPr>
+                <w:color w:val="000000" w:themeColor="text1"/>
+                <w:kern w:val="0"/>
+                <w14:ligatures w14:val="none"/>
+              </w:rPr>
+            </w:pPr>
+            <w:r>
+              <w:rPr>
+                <w:color w:val="000000" w:themeColor="text1"/>
+                <w:kern w:val="0"/>
+                <w14:ligatures w14:val="none"/>
+              </w:rPr>
+              <w:t>Method yang dapat dipanggil tanpa membuat object, menggunakan kata kunci static.</w:t>
+            </w:r>
+          </w:p>
+        </w:tc>
+      </w:tr>
+      <w:tr>
+        <w:tc>
+          <w:tcPr>
+            <w:tcW w:w="0" w:type="auto"/>
+            <w:hideMark/>
+          </w:tcPr>
+          <w:p>
+            <w:pPr>
+              <w:spacing w:after="0" w:line="276" w:lineRule="auto"/>
+              <w:ind w:left="0" w:firstLine="0"/>
+              <w:rPr>
+                <w:color w:val="000000" w:themeColor="text1"/>
+                <w:kern w:val="0"/>
+                <w14:ligatures w14:val="none"/>
+              </w:rPr>
+            </w:pPr>
+            <w:r>
+              <w:rPr>
+                <w:color w:val="000000" w:themeColor="text1"/>
+                <w:kern w:val="0"/>
+                <w14:ligatures w14:val="none"/>
+              </w:rPr>
+              <w:t>Abstract Method</w:t>
+            </w:r>
+          </w:p>
+        </w:tc>
+        <w:tc>
+          <w:tcPr>
+            <w:tcW w:w="0" w:type="auto"/>
+            <w:hideMark/>
+          </w:tcPr>
+          <w:p>
+            <w:pPr>
+              <w:spacing w:after="0" w:line="276" w:lineRule="auto"/>
+              <w:ind w:left="0" w:firstLine="0"/>
+              <w:rPr>
+                <w:color w:val="000000" w:themeColor="text1"/>
+                <w:kern w:val="0"/>
+                <w14:ligatures w14:val="none"/>
+              </w:rPr>
+            </w:pPr>
+            <w:r>
+              <w:rPr>
+                <w:color w:val="000000" w:themeColor="text1"/>
+                <w:kern w:val="0"/>
+                <w14:ligatures w14:val="none"/>
+              </w:rPr>
+              <w:t>Method tanpa isi/body, hanya deklarasi, wajib di-</w:t>
+            </w:r>
+            <w:r>
+              <w:rPr>
+                <w:i/>
+                <w:iCs/>
+                <w:color w:val="000000" w:themeColor="text1"/>
+                <w:kern w:val="0"/>
+                <w14:ligatures w14:val="none"/>
+              </w:rPr>
+              <w:t>override</w:t>
+            </w:r>
+            <w:r>
+              <w:rPr>
+                <w:color w:val="000000" w:themeColor="text1"/>
+                <w:kern w:val="0"/>
+                <w14:ligatures w14:val="none"/>
+              </w:rPr>
+              <w:t xml:space="preserve"> oleh subclass.</w:t>
+            </w:r>
+          </w:p>
+        </w:tc>
+      </w:tr>
+    </w:tbl>
+    <w:p>
+      <w:pPr>
+        <w:spacing w:after="160" w:line="278" w:lineRule="auto"/>
+        <w:ind w:left="0" w:firstLine="0"/>
         <w:rPr>
           <w:b/>
           <w:bCs/>
-          <w:noProof/>
-          <w:color w:val="000000" w:themeColor="text1"/>
-          <w:sz w:val="28"/>
-          <w:szCs w:val="28"/>
-        </w:rPr>
-        <w:drawing>
-          <wp:inline distT="0" distB="0" distL="0" distR="0" wp14:anchorId="23AA6620" wp14:editId="196F2254">
-            <wp:extent cx="4530294" cy="2152650"/>
-            <wp:effectExtent l="0" t="0" r="3810" b="0"/>
-            <wp:docPr id="1695669638" name="Picture 1"/>
-            <wp:cNvGraphicFramePr>
-              <a:graphicFrameLocks xmlns:a="http://schemas.openxmlformats.org/drawingml/2006/main" noChangeAspect="1"/>
-            </wp:cNvGraphicFramePr>
-            <a:graphic xmlns:a="http://schemas.openxmlformats.org/drawingml/2006/main">
-              <a:graphicData uri="http://schemas.openxmlformats.org/drawingml/2006/picture">
-                <pic:pic xmlns:pic="http://schemas.openxmlformats.org/drawingml/2006/picture">
-                  <pic:nvPicPr>
-                    <pic:cNvPr id="1695669638" name=""/>
-                    <pic:cNvPicPr/>
-                  </pic:nvPicPr>
-                  <pic:blipFill rotWithShape="1">
-                    <a:blip r:embed="rId8"/>
-                    <a:srcRect l="7249" t="14303" r="7030" b="13364"/>
-                    <a:stretch>
-                      <a:fillRect/>
-                    </a:stretch>
-                  </pic:blipFill>
-                  <pic:spPr bwMode="auto">
-                    <a:xfrm>
-                      <a:off x="0" y="0"/>
-                      <a:ext cx="4532128" cy="2153521"/>
-                    </a:xfrm>
-                    <a:prstGeom prst="rect">
-                      <a:avLst/>
-                    </a:prstGeom>
-                    <a:ln>
-                      <a:noFill/>
-                    </a:ln>
-                    <a:extLst>
-                      <a:ext uri="{53640926-AAD7-44D8-BBD7-CCE9431645EC}">
-                        <a14:shadowObscured xmlns:a14="http://schemas.microsoft.com/office/drawing/2010/main"/>
-                      </a:ext>
-                    </a:extLst>
-                  </pic:spPr>
-                </pic:pic>
-              </a:graphicData>
-            </a:graphic>
-          </wp:inline>
-        </w:drawing>
-      </w:r>
+          <w:color w:val="000000" w:themeColor="text1"/>
+          <w:kern w:val="0"/>
+          <w14:ligatures w14:val="none"/>
+        </w:rPr>
+      </w:pPr>
       <w:r>
         <w:rPr>
           <w:b/>
           <w:bCs/>
           <w:color w:val="000000" w:themeColor="text1"/>
-          <w:sz w:val="28"/>
-          <w:szCs w:val="28"/>
-        </w:rPr>
-        <w:t xml:space="preserve"> </w:t>
+          <w:kern w:val="0"/>
+          <w14:ligatures w14:val="none"/>
+        </w:rPr>
+        <w:br w:type="page"/>
       </w:r>
     </w:p>
     <w:p>
       <w:pPr>
-        <w:spacing w:after="0" w:line="276" w:lineRule="auto"/>
+        <w:spacing w:before="240" w:after="0" w:line="276" w:lineRule="auto"/>
         <w:ind w:left="0" w:firstLine="0"/>
         <w:rPr>
           <w:b/>
           <w:bCs/>
           <w:color w:val="000000" w:themeColor="text1"/>
-          <w:sz w:val="28"/>
-          <w:szCs w:val="28"/>
+          <w:kern w:val="0"/>
+          <w:sz w:val="26"/>
+          <w:szCs w:val="26"/>
+          <w14:ligatures w14:val="none"/>
         </w:rPr>
       </w:pPr>
       <w:r>
@@ -355,136 +748,92 @@
           <w:b/>
           <w:bCs/>
           <w:color w:val="000000" w:themeColor="text1"/>
-          <w:sz w:val="28"/>
-          <w:szCs w:val="28"/>
-        </w:rPr>
-        <w:t xml:space="preserve">2. </w:t>
+          <w:kern w:val="0"/>
+          <w:sz w:val="26"/>
+          <w:szCs w:val="26"/>
+          <w14:ligatures w14:val="none"/>
+        </w:rPr>
+        <w:lastRenderedPageBreak/>
+        <w:t>3. J</w:t>
       </w:r>
       <w:r>
         <w:rPr>
           <w:b/>
           <w:bCs/>
           <w:color w:val="000000" w:themeColor="text1"/>
-          <w:sz w:val="28"/>
-          <w:szCs w:val="28"/>
-        </w:rPr>
-        <w:t>Program Java dengan output disampingnya</w:t>
+          <w:kern w:val="0"/>
+          <w:sz w:val="26"/>
+          <w:szCs w:val="26"/>
+          <w14:ligatures w14:val="none"/>
+        </w:rPr>
+        <w:t>elaskan masing-masing bagian sesuai</w:t>
+      </w:r>
+      <w:r>
+        <w:rPr>
+          <w:b/>
+          <w:bCs/>
+          <w:color w:val="000000" w:themeColor="text1"/>
+          <w:kern w:val="0"/>
+          <w:sz w:val="26"/>
+          <w:szCs w:val="26"/>
+          <w14:ligatures w14:val="none"/>
+        </w:rPr>
+        <w:t xml:space="preserve"> </w:t>
+      </w:r>
+      <w:r>
+        <w:rPr>
+          <w:b/>
+          <w:bCs/>
+          <w:color w:val="000000" w:themeColor="text1"/>
+          <w:kern w:val="0"/>
+          <w:sz w:val="26"/>
+          <w:szCs w:val="26"/>
+          <w14:ligatures w14:val="none"/>
+        </w:rPr>
+        <w:t>dengan nomor yang ada</w:t>
       </w:r>
     </w:p>
     <w:p>
       <w:pPr>
-        <w:spacing w:after="0" w:line="276" w:lineRule="auto"/>
+        <w:spacing w:before="240" w:after="0" w:line="276" w:lineRule="auto"/>
         <w:ind w:left="0" w:firstLine="0"/>
         <w:rPr>
-          <w:color w:val="000000" w:themeColor="text1"/>
+          <w:b/>
+          <w:bCs/>
+          <w:color w:val="000000" w:themeColor="text1"/>
+          <w:kern w:val="0"/>
+          <w14:ligatures w14:val="none"/>
         </w:rPr>
       </w:pPr>
       <w:r>
         <w:rPr>
+          <w:rFonts w:ascii="Cambria" w:hAnsi="Cambria"/>
           <w:noProof/>
-          <w:color w:val="000000" w:themeColor="text1"/>
+          <w:sz w:val="21"/>
+          <w:szCs w:val="21"/>
+          <w:bdr w:val="none" w:sz="0" w:space="0" w:color="auto" w:frame="1"/>
         </w:rPr>
         <w:drawing>
-          <wp:anchor distT="0" distB="0" distL="114300" distR="114300" simplePos="0" relativeHeight="251659264" behindDoc="1" locked="0" layoutInCell="1" allowOverlap="1" wp14:anchorId="2C705D48" wp14:editId="260FA3B8">
+          <wp:anchor distT="0" distB="0" distL="114300" distR="114300" simplePos="0" relativeHeight="251658240" behindDoc="1" locked="0" layoutInCell="1" allowOverlap="1" wp14:anchorId="196FC409" wp14:editId="1A98077C">
             <wp:simplePos x="0" y="0"/>
             <wp:positionH relativeFrom="column">
-              <wp:posOffset>-704850</wp:posOffset>
+              <wp:posOffset>3077210</wp:posOffset>
             </wp:positionH>
             <wp:positionV relativeFrom="paragraph">
-              <wp:posOffset>180340</wp:posOffset>
+              <wp:posOffset>286417</wp:posOffset>
             </wp:positionV>
-            <wp:extent cx="4711700" cy="3505200"/>
-            <wp:effectExtent l="0" t="0" r="0" b="0"/>
+            <wp:extent cx="3005750" cy="2828681"/>
+            <wp:effectExtent l="0" t="0" r="4445" b="0"/>
             <wp:wrapTight wrapText="bothSides">
               <wp:wrapPolygon edited="0">
                 <wp:start x="0" y="0"/>
-                <wp:lineTo x="0" y="21483"/>
-                <wp:lineTo x="21484" y="21483"/>
-                <wp:lineTo x="21484" y="0"/>
+                <wp:lineTo x="0" y="21387"/>
+                <wp:lineTo x="21495" y="21387"/>
+                <wp:lineTo x="21495" y="0"/>
                 <wp:lineTo x="0" y="0"/>
               </wp:wrapPolygon>
             </wp:wrapTight>
-            <wp:docPr id="1537458408" name="Picture 1"/>
-            <wp:cNvGraphicFramePr>
-              <a:graphicFrameLocks xmlns:a="http://schemas.openxmlformats.org/drawingml/2006/main" noChangeAspect="1"/>
-            </wp:cNvGraphicFramePr>
-            <a:graphic xmlns:a="http://schemas.openxmlformats.org/drawingml/2006/main">
-              <a:graphicData uri="http://schemas.openxmlformats.org/drawingml/2006/picture">
-                <pic:pic xmlns:pic="http://schemas.openxmlformats.org/drawingml/2006/picture">
-                  <pic:nvPicPr>
-                    <pic:cNvPr id="1537458408" name=""/>
-                    <pic:cNvPicPr/>
-                  </pic:nvPicPr>
-                  <pic:blipFill rotWithShape="1">
-                    <a:blip r:embed="rId9">
-                      <a:extLst>
-                        <a:ext uri="{28A0092B-C50C-407E-A947-70E740481C1C}">
-                          <a14:useLocalDpi xmlns:a14="http://schemas.microsoft.com/office/drawing/2010/main" val="0"/>
-                        </a:ext>
-                      </a:extLst>
-                    </a:blip>
-                    <a:srcRect l="7594" t="9920" r="7030" b="10725"/>
-                    <a:stretch>
-                      <a:fillRect/>
-                    </a:stretch>
-                  </pic:blipFill>
-                  <pic:spPr bwMode="auto">
-                    <a:xfrm>
-                      <a:off x="0" y="0"/>
-                      <a:ext cx="4711700" cy="3505200"/>
-                    </a:xfrm>
-                    <a:prstGeom prst="rect">
-                      <a:avLst/>
-                    </a:prstGeom>
-                    <a:ln>
-                      <a:noFill/>
-                    </a:ln>
-                    <a:extLst>
-                      <a:ext uri="{53640926-AAD7-44D8-BBD7-CCE9431645EC}">
-                        <a14:shadowObscured xmlns:a14="http://schemas.microsoft.com/office/drawing/2010/main"/>
-                      </a:ext>
-                    </a:extLst>
-                  </pic:spPr>
-                </pic:pic>
-              </a:graphicData>
-            </a:graphic>
-          </wp:anchor>
-        </w:drawing>
-      </w:r>
-    </w:p>
-    <w:p>
-      <w:pPr>
-        <w:spacing w:after="0" w:line="276" w:lineRule="auto"/>
-        <w:ind w:left="720" w:firstLine="0"/>
-        <w:rPr>
-          <w:color w:val="000000" w:themeColor="text1"/>
-        </w:rPr>
-      </w:pPr>
-      <w:r>
-        <w:rPr>
-          <w:noProof/>
-        </w:rPr>
-        <w:drawing>
-          <wp:anchor distT="0" distB="0" distL="114300" distR="114300" simplePos="0" relativeHeight="251660288" behindDoc="0" locked="0" layoutInCell="1" allowOverlap="1" wp14:anchorId="7F6E903F" wp14:editId="5F402D2F">
-            <wp:simplePos x="0" y="0"/>
-            <wp:positionH relativeFrom="column">
-              <wp:posOffset>4093210</wp:posOffset>
-            </wp:positionH>
-            <wp:positionV relativeFrom="paragraph">
-              <wp:posOffset>182245</wp:posOffset>
-            </wp:positionV>
-            <wp:extent cx="2479040" cy="1187450"/>
-            <wp:effectExtent l="0" t="0" r="0" b="0"/>
-            <wp:wrapThrough wrapText="bothSides">
-              <wp:wrapPolygon edited="0">
-                <wp:start x="0" y="0"/>
-                <wp:lineTo x="0" y="21138"/>
-                <wp:lineTo x="21412" y="21138"/>
-                <wp:lineTo x="21412" y="0"/>
-                <wp:lineTo x="0" y="0"/>
-              </wp:wrapPolygon>
-            </wp:wrapThrough>
-            <wp:docPr id="991033024" name="Picture 2"/>
+            <wp:docPr id="188529382" name="Picture 2"/>
             <wp:cNvGraphicFramePr>
               <a:graphicFrameLocks xmlns:a="http://schemas.openxmlformats.org/drawingml/2006/main" noChangeAspect="1"/>
             </wp:cNvGraphicFramePr>
@@ -498,7 +847,7 @@
                     </pic:cNvPicPr>
                   </pic:nvPicPr>
                   <pic:blipFill>
-                    <a:blip r:embed="rId10">
+                    <a:blip r:embed="rId8">
                       <a:extLst>
                         <a:ext uri="{28A0092B-C50C-407E-A947-70E740481C1C}">
                           <a14:useLocalDpi xmlns:a14="http://schemas.microsoft.com/office/drawing/2010/main" val="0"/>
@@ -513,7 +862,7 @@
                   <pic:spPr bwMode="auto">
                     <a:xfrm>
                       <a:off x="0" y="0"/>
-                      <a:ext cx="2479040" cy="1187450"/>
+                      <a:ext cx="3005750" cy="2828681"/>
                     </a:xfrm>
                     <a:prstGeom prst="rect">
                       <a:avLst/>
@@ -526,279 +875,240 @@
                 </pic:pic>
               </a:graphicData>
             </a:graphic>
-            <wp14:sizeRelH relativeFrom="page">
-              <wp14:pctWidth>0</wp14:pctWidth>
-            </wp14:sizeRelH>
-            <wp14:sizeRelV relativeFrom="page">
-              <wp14:pctHeight>0</wp14:pctHeight>
-            </wp14:sizeRelV>
           </wp:anchor>
         </w:drawing>
       </w:r>
     </w:p>
     <w:p>
       <w:pPr>
-        <w:spacing w:after="0" w:line="276" w:lineRule="auto"/>
-        <w:ind w:left="0" w:firstLine="0"/>
+        <w:pStyle w:val="ListParagraph"/>
+        <w:numPr>
+          <w:ilvl w:val="0"/>
+          <w:numId w:val="22"/>
+        </w:numPr>
+        <w:spacing w:before="240" w:line="276" w:lineRule="auto"/>
         <w:rPr>
           <w:b/>
           <w:bCs/>
           <w:color w:val="000000" w:themeColor="text1"/>
+          <w:kern w:val="0"/>
+          <w14:ligatures w14:val="none"/>
         </w:rPr>
       </w:pPr>
       <w:r>
         <w:rPr>
           <w:b/>
           <w:bCs/>
-          <w:noProof/>
-          <w:color w:val="000000" w:themeColor="text1"/>
-        </w:rPr>
-        <w:drawing>
-          <wp:anchor distT="0" distB="0" distL="114300" distR="114300" simplePos="0" relativeHeight="251658240" behindDoc="1" locked="0" layoutInCell="1" allowOverlap="1" wp14:anchorId="514F5A34" wp14:editId="0D01F457">
-            <wp:simplePos x="0" y="0"/>
-            <wp:positionH relativeFrom="column">
-              <wp:posOffset>4025265</wp:posOffset>
-            </wp:positionH>
-            <wp:positionV relativeFrom="paragraph">
-              <wp:posOffset>1526540</wp:posOffset>
-            </wp:positionV>
-            <wp:extent cx="2548890" cy="1134110"/>
-            <wp:effectExtent l="0" t="0" r="3810" b="8890"/>
-            <wp:wrapTight wrapText="bothSides">
-              <wp:wrapPolygon edited="0">
-                <wp:start x="0" y="0"/>
-                <wp:lineTo x="0" y="21406"/>
-                <wp:lineTo x="21471" y="21406"/>
-                <wp:lineTo x="21471" y="0"/>
-                <wp:lineTo x="0" y="0"/>
-              </wp:wrapPolygon>
-            </wp:wrapTight>
-            <wp:docPr id="1995562272" name="Picture 1"/>
-            <wp:cNvGraphicFramePr>
-              <a:graphicFrameLocks xmlns:a="http://schemas.openxmlformats.org/drawingml/2006/main" noChangeAspect="1"/>
-            </wp:cNvGraphicFramePr>
-            <a:graphic xmlns:a="http://schemas.openxmlformats.org/drawingml/2006/main">
-              <a:graphicData uri="http://schemas.openxmlformats.org/drawingml/2006/picture">
-                <pic:pic xmlns:pic="http://schemas.openxmlformats.org/drawingml/2006/picture">
-                  <pic:nvPicPr>
-                    <pic:cNvPr id="1995562272" name=""/>
-                    <pic:cNvPicPr/>
-                  </pic:nvPicPr>
-                  <pic:blipFill>
-                    <a:blip r:embed="rId11">
-                      <a:extLst>
-                        <a:ext uri="{28A0092B-C50C-407E-A947-70E740481C1C}">
-                          <a14:useLocalDpi xmlns:a14="http://schemas.microsoft.com/office/drawing/2010/main" val="0"/>
-                        </a:ext>
-                      </a:extLst>
-                    </a:blip>
-                    <a:stretch>
-                      <a:fillRect/>
-                    </a:stretch>
-                  </pic:blipFill>
-                  <pic:spPr>
-                    <a:xfrm>
-                      <a:off x="0" y="0"/>
-                      <a:ext cx="2548890" cy="1134110"/>
-                    </a:xfrm>
-                    <a:prstGeom prst="rect">
-                      <a:avLst/>
-                    </a:prstGeom>
-                  </pic:spPr>
-                </pic:pic>
-              </a:graphicData>
-            </a:graphic>
-            <wp14:sizeRelH relativeFrom="margin">
-              <wp14:pctWidth>0</wp14:pctWidth>
-            </wp14:sizeRelH>
-            <wp14:sizeRelV relativeFrom="margin">
-              <wp14:pctHeight>0</wp14:pctHeight>
-            </wp14:sizeRelV>
-          </wp:anchor>
-        </w:drawing>
+          <w:color w:val="000000" w:themeColor="text1"/>
+          <w:kern w:val="0"/>
+          <w14:ligatures w14:val="none"/>
+        </w:rPr>
+        <w:t>public class Komputer {</w:t>
+      </w:r>
+      <w:r>
+        <w:rPr>
+          <w:b/>
+          <w:bCs/>
+          <w:color w:val="000000" w:themeColor="text1"/>
+          <w:kern w:val="0"/>
+          <w14:ligatures w14:val="none"/>
+        </w:rPr>
+        <w:br/>
+      </w:r>
+      <w:r>
+        <w:rPr>
+          <w:color w:val="000000" w:themeColor="text1"/>
+          <w:kern w:val="0"/>
+          <w14:ligatures w14:val="none"/>
+        </w:rPr>
+        <w:t>Deklarasi Class — mendefinisikan class bernama Komputer.</w:t>
+      </w:r>
+      <w:r>
+        <w:rPr>
+          <w:color w:val="000000" w:themeColor="text1"/>
+          <w:kern w:val="0"/>
+          <w14:ligatures w14:val="none"/>
+        </w:rPr>
+        <w:br/>
       </w:r>
     </w:p>
     <w:p>
       <w:pPr>
+        <w:pStyle w:val="ListParagraph"/>
+        <w:numPr>
+          <w:ilvl w:val="0"/>
+          <w:numId w:val="22"/>
+        </w:numPr>
         <w:spacing w:after="0" w:line="276" w:lineRule="auto"/>
-        <w:ind w:left="0" w:firstLine="0"/>
+        <w:rPr>
+          <w:color w:val="000000" w:themeColor="text1"/>
+          <w:kern w:val="0"/>
+          <w14:ligatures w14:val="none"/>
+        </w:rPr>
+      </w:pPr>
+      <w:r>
         <w:rPr>
           <w:b/>
           <w:bCs/>
           <w:color w:val="000000" w:themeColor="text1"/>
-        </w:rPr>
-      </w:pPr>
-    </w:p>
-    <w:p>
-      <w:pPr>
-        <w:spacing w:after="0" w:line="276" w:lineRule="auto"/>
-        <w:ind w:left="0" w:firstLine="0"/>
+          <w:kern w:val="0"/>
+          <w14:ligatures w14:val="none"/>
+        </w:rPr>
+        <w:t>String jenis_komputer; dan private String merk;</w:t>
+      </w:r>
+      <w:r>
         <w:rPr>
           <w:b/>
           <w:bCs/>
           <w:color w:val="000000" w:themeColor="text1"/>
-        </w:rPr>
-      </w:pPr>
-    </w:p>
-    <w:p>
-      <w:pPr>
-        <w:spacing w:after="0" w:line="276" w:lineRule="auto"/>
-        <w:ind w:left="0" w:firstLine="0"/>
-        <w:rPr>
-          <w:b/>
-          <w:bCs/>
-          <w:color w:val="000000" w:themeColor="text1"/>
-        </w:rPr>
-      </w:pPr>
-    </w:p>
-    <w:p>
-      <w:pPr>
-        <w:spacing w:after="0" w:line="276" w:lineRule="auto"/>
-        <w:ind w:left="0" w:firstLine="0"/>
-        <w:rPr>
-          <w:b/>
-          <w:bCs/>
-          <w:color w:val="000000" w:themeColor="text1"/>
-        </w:rPr>
-      </w:pPr>
-    </w:p>
-    <w:p>
-      <w:pPr>
-        <w:spacing w:after="0" w:line="276" w:lineRule="auto"/>
-        <w:ind w:left="0" w:firstLine="0"/>
-        <w:rPr>
-          <w:b/>
-          <w:bCs/>
-          <w:color w:val="000000" w:themeColor="text1"/>
-        </w:rPr>
-      </w:pPr>
-    </w:p>
-    <w:p>
-      <w:pPr>
-        <w:spacing w:after="0" w:line="276" w:lineRule="auto"/>
-        <w:ind w:left="0" w:firstLine="0"/>
-        <w:rPr>
-          <w:b/>
-          <w:bCs/>
-          <w:color w:val="000000" w:themeColor="text1"/>
-        </w:rPr>
-      </w:pPr>
-    </w:p>
-    <w:p>
-      <w:pPr>
-        <w:spacing w:after="0" w:line="276" w:lineRule="auto"/>
-        <w:ind w:left="284" w:hanging="284"/>
-        <w:rPr>
-          <w:b/>
-          <w:bCs/>
-          <w:color w:val="000000" w:themeColor="text1"/>
-        </w:rPr>
-      </w:pPr>
-      <w:r>
-        <w:rPr>
-          <w:b/>
-          <w:bCs/>
-          <w:color w:val="000000" w:themeColor="text1"/>
-          <w:sz w:val="28"/>
-          <w:szCs w:val="28"/>
-        </w:rPr>
-        <w:t xml:space="preserve">3. </w:t>
+          <w:kern w:val="0"/>
+          <w14:ligatures w14:val="none"/>
+        </w:rPr>
+        <w:br/>
       </w:r>
       <w:r>
         <w:rPr>
-          <w:b/>
-          <w:bCs/>
-          <w:color w:val="000000" w:themeColor="text1"/>
-          <w:sz w:val="28"/>
-          <w:szCs w:val="28"/>
-        </w:rPr>
-        <w:t>Buatlah resume (ulasan) informasi tentang versi terakhir JAVA saat ini. Jelaskan</w:t>
+          <w:color w:val="000000" w:themeColor="text1"/>
+          <w:kern w:val="0"/>
+          <w14:ligatures w14:val="none"/>
+        </w:rPr>
+        <w:t>Atribut/Field — variabel milik class yang menyimpan data object (jenis_komputer bersifat default, merk bersifat private).</w:t>
       </w:r>
       <w:r>
         <w:rPr>
-          <w:b/>
-          <w:bCs/>
-          <w:color w:val="000000" w:themeColor="text1"/>
-          <w:sz w:val="28"/>
-          <w:szCs w:val="28"/>
-        </w:rPr>
-        <w:t xml:space="preserve"> </w:t>
-      </w:r>
-      <w:r>
-        <w:rPr>
-          <w:b/>
-          <w:bCs/>
-          <w:color w:val="000000" w:themeColor="text1"/>
-          <w:sz w:val="28"/>
-          <w:szCs w:val="28"/>
-        </w:rPr>
-        <w:t>fitur-fitur yang ditambahkan beserta kelebihan-kelebihannya</w:t>
+          <w:color w:val="000000" w:themeColor="text1"/>
+          <w:kern w:val="0"/>
+          <w14:ligatures w14:val="none"/>
+        </w:rPr>
+        <w:br/>
       </w:r>
     </w:p>
     <w:p>
       <w:pPr>
-        <w:spacing w:after="0" w:line="276" w:lineRule="auto"/>
-        <w:ind w:left="0" w:firstLine="0"/>
-        <w:rPr>
-          <w:b/>
-          <w:bCs/>
-          <w:color w:val="000000" w:themeColor="text1"/>
-        </w:rPr>
-      </w:pPr>
-    </w:p>
-    <w:p>
-      <w:pPr>
         <w:pStyle w:val="ListParagraph"/>
         <w:numPr>
           <w:ilvl w:val="0"/>
-          <w:numId w:val="21"/>
+          <w:numId w:val="22"/>
         </w:numPr>
-        <w:spacing w:after="0" w:line="276" w:lineRule="auto"/>
+        <w:spacing w:before="240" w:after="0" w:line="276" w:lineRule="auto"/>
         <w:rPr>
           <w:b/>
           <w:bCs/>
           <w:color w:val="000000" w:themeColor="text1"/>
+          <w:kern w:val="0"/>
+          <w14:ligatures w14:val="none"/>
         </w:rPr>
       </w:pPr>
       <w:r>
         <w:rPr>
           <w:b/>
           <w:bCs/>
-          <w:color w:val="auto"/>
+          <w:color w:val="000000" w:themeColor="text1"/>
           <w:kern w:val="0"/>
           <w14:ligatures w14:val="none"/>
         </w:rPr>
-        <w:t>Java 23 (September 2024)</w:t>
+        <w:t>public void setDataKomputer(...)</w:t>
+      </w:r>
+      <w:r>
+        <w:rPr>
+          <w:b/>
+          <w:bCs/>
+          <w:color w:val="000000" w:themeColor="text1"/>
+          <w:kern w:val="0"/>
+          <w14:ligatures w14:val="none"/>
+        </w:rPr>
+        <w:br/>
+      </w:r>
+      <w:r>
+        <w:rPr>
+          <w:color w:val="000000" w:themeColor="text1"/>
+          <w:kern w:val="0"/>
+          <w14:ligatures w14:val="none"/>
+        </w:rPr>
+        <w:t>Setter Method — method untuk mengisi nilai atribut jenis_komputer dan merk sekaligus</w:t>
+      </w:r>
+      <w:r>
+        <w:rPr>
+          <w:color w:val="000000" w:themeColor="text1"/>
+          <w:kern w:val="0"/>
+          <w14:ligatures w14:val="none"/>
+        </w:rPr>
+        <w:t>.</w:t>
+      </w:r>
+      <w:r>
+        <w:rPr>
+          <w:color w:val="000000" w:themeColor="text1"/>
+          <w:kern w:val="0"/>
+          <w14:ligatures w14:val="none"/>
+        </w:rPr>
+        <w:br/>
       </w:r>
     </w:p>
     <w:p>
       <w:pPr>
-        <w:spacing w:before="100" w:beforeAutospacing="1" w:after="100" w:afterAutospacing="1" w:line="240" w:lineRule="auto"/>
-        <w:ind w:left="0" w:firstLine="0"/>
-        <w:rPr>
-          <w:color w:val="auto"/>
+        <w:pStyle w:val="ListParagraph"/>
+        <w:numPr>
+          <w:ilvl w:val="0"/>
+          <w:numId w:val="22"/>
+        </w:numPr>
+        <w:spacing w:before="240" w:after="0" w:line="276" w:lineRule="auto"/>
+        <w:rPr>
+          <w:b/>
+          <w:bCs/>
+          <w:color w:val="000000" w:themeColor="text1"/>
           <w:kern w:val="0"/>
           <w14:ligatures w14:val="none"/>
         </w:rPr>
       </w:pPr>
       <w:r>
         <w:rPr>
-          <w:color w:val="auto"/>
+          <w:b/>
+          <w:bCs/>
+          <w:color w:val="000000" w:themeColor="text1"/>
           <w:kern w:val="0"/>
           <w14:ligatures w14:val="none"/>
         </w:rPr>
-        <w:t>Java 23 adalah rilis fitur yang membawa kemudahan bagi pengembang (Developer Experience).</w:t>
+        <w:t>return jenis_komputer;</w:t>
+      </w:r>
+      <w:r>
+        <w:rPr>
+          <w:b/>
+          <w:bCs/>
+          <w:color w:val="000000" w:themeColor="text1"/>
+          <w:kern w:val="0"/>
+          <w14:ligatures w14:val="none"/>
+        </w:rPr>
+        <w:br/>
+      </w:r>
+      <w:r>
+        <w:rPr>
+          <w:color w:val="000000" w:themeColor="text1"/>
+          <w:kern w:val="0"/>
+          <w14:ligatures w14:val="none"/>
+        </w:rPr>
+        <w:t>Return Statement pada Getter — mengembalikan nilai atribut jenis_komputer ke pemanggil method getJenis().</w:t>
+      </w:r>
+      <w:r>
+        <w:rPr>
+          <w:color w:val="000000" w:themeColor="text1"/>
+          <w:kern w:val="0"/>
+          <w14:ligatures w14:val="none"/>
+        </w:rPr>
+        <w:br/>
       </w:r>
     </w:p>
     <w:p>
       <w:pPr>
+        <w:pStyle w:val="ListParagraph"/>
         <w:numPr>
           <w:ilvl w:val="0"/>
-          <w:numId w:val="14"/>
+          <w:numId w:val="22"/>
         </w:numPr>
-        <w:spacing w:before="100" w:beforeAutospacing="1" w:after="100" w:afterAutospacing="1" w:line="240" w:lineRule="auto"/>
-        <w:rPr>
-          <w:color w:val="auto"/>
+        <w:spacing w:before="240" w:after="0" w:line="276" w:lineRule="auto"/>
+        <w:rPr>
+          <w:b/>
+          <w:bCs/>
+          <w:color w:val="000000" w:themeColor="text1"/>
           <w:kern w:val="0"/>
           <w14:ligatures w14:val="none"/>
         </w:rPr>
@@ -807,48 +1117,51 @@
         <w:rPr>
           <w:b/>
           <w:bCs/>
-          <w:color w:val="auto"/>
+          <w:color w:val="000000" w:themeColor="text1"/>
           <w:kern w:val="0"/>
           <w14:ligatures w14:val="none"/>
         </w:rPr>
-        <w:t>Markdown Documentation Comments:</w:t>
+        <w:t>return merk;</w:t>
       </w:r>
       <w:r>
         <w:rPr>
-          <w:color w:val="auto"/>
+          <w:b/>
+          <w:bCs/>
+          <w:color w:val="000000" w:themeColor="text1"/>
           <w:kern w:val="0"/>
           <w14:ligatures w14:val="none"/>
         </w:rPr>
-        <w:t xml:space="preserve"> Akhirnya, kita bisa menulis Javadoc menggunakan </w:t>
+        <w:br/>
       </w:r>
       <w:r>
         <w:rPr>
-          <w:b/>
-          <w:bCs/>
-          <w:color w:val="auto"/>
+          <w:color w:val="000000" w:themeColor="text1"/>
           <w:kern w:val="0"/>
           <w14:ligatures w14:val="none"/>
         </w:rPr>
-        <w:t>Markdown</w:t>
+        <w:t>Return Statement pada Getter — mengembalikan nilai atribut merk ke pemanggil method getMerk().</w:t>
       </w:r>
       <w:r>
         <w:rPr>
-          <w:color w:val="auto"/>
+          <w:color w:val="000000" w:themeColor="text1"/>
           <w:kern w:val="0"/>
           <w14:ligatures w14:val="none"/>
         </w:rPr>
-        <w:t xml:space="preserve"> alih-alih HTML yang merepotkan. Ini membuat dokumentasi kode jauh lebih mudah dibaca di editor teks biasa.</w:t>
+        <w:br/>
       </w:r>
     </w:p>
     <w:p>
       <w:pPr>
+        <w:pStyle w:val="ListParagraph"/>
         <w:numPr>
           <w:ilvl w:val="0"/>
-          <w:numId w:val="14"/>
+          <w:numId w:val="22"/>
         </w:numPr>
-        <w:spacing w:before="100" w:beforeAutospacing="1" w:after="100" w:afterAutospacing="1" w:line="240" w:lineRule="auto"/>
-        <w:rPr>
-          <w:color w:val="auto"/>
+        <w:spacing w:before="240" w:after="0" w:line="276" w:lineRule="auto"/>
+        <w:rPr>
+          <w:b/>
+          <w:bCs/>
+          <w:color w:val="000000" w:themeColor="text1"/>
           <w:kern w:val="0"/>
           <w14:ligatures w14:val="none"/>
         </w:rPr>
@@ -857,48 +1170,49 @@
         <w:rPr>
           <w:b/>
           <w:bCs/>
-          <w:color w:val="auto"/>
+          <w:color w:val="000000" w:themeColor="text1"/>
           <w:kern w:val="0"/>
           <w14:ligatures w14:val="none"/>
         </w:rPr>
-        <w:t>Generational ZGC sebagai Default:</w:t>
+        <w:t>Komputer mykom = new Komputer();</w:t>
       </w:r>
       <w:r>
         <w:rPr>
-          <w:color w:val="auto"/>
+          <w:b/>
+          <w:bCs/>
+          <w:color w:val="000000" w:themeColor="text1"/>
           <w:kern w:val="0"/>
           <w14:ligatures w14:val="none"/>
         </w:rPr>
-        <w:t xml:space="preserve"> Garbage Collector (GC) yang sangat cepat ini sekarang diatur secara otomatis ke mode </w:t>
+        <w:br/>
       </w:r>
       <w:r>
         <w:rPr>
-          <w:i/>
-          <w:iCs/>
-          <w:color w:val="auto"/>
+          <w:color w:val="000000" w:themeColor="text1"/>
           <w:kern w:val="0"/>
           <w14:ligatures w14:val="none"/>
         </w:rPr>
-        <w:t>Generational</w:t>
+        <w:t>Pembuatan Object — membuat object baru bernama mykom dari class Komputer.</w:t>
       </w:r>
       <w:r>
         <w:rPr>
-          <w:color w:val="auto"/>
+          <w:color w:val="000000" w:themeColor="text1"/>
           <w:kern w:val="0"/>
           <w14:ligatures w14:val="none"/>
         </w:rPr>
-        <w:t>. Efeknya? Jeda (pause) aplikasi hampir tidak terasa meski memori yang digunakan sangat besar.</w:t>
+        <w:br/>
       </w:r>
     </w:p>
     <w:p>
       <w:pPr>
+        <w:pStyle w:val="ListParagraph"/>
         <w:numPr>
           <w:ilvl w:val="0"/>
-          <w:numId w:val="14"/>
+          <w:numId w:val="22"/>
         </w:numPr>
-        <w:spacing w:before="100" w:beforeAutospacing="1" w:after="100" w:afterAutospacing="1" w:line="240" w:lineRule="auto"/>
-        <w:rPr>
-          <w:color w:val="auto"/>
+        <w:spacing w:before="240" w:after="0" w:line="276" w:lineRule="auto"/>
+        <w:rPr>
+          <w:color w:val="000000" w:themeColor="text1"/>
           <w:kern w:val="0"/>
           <w14:ligatures w14:val="none"/>
         </w:rPr>
@@ -907,147 +1221,51 @@
         <w:rPr>
           <w:b/>
           <w:bCs/>
-          <w:color w:val="auto"/>
+          <w:color w:val="000000" w:themeColor="text1"/>
           <w:kern w:val="0"/>
           <w14:ligatures w14:val="none"/>
         </w:rPr>
-        <w:t>Primitive Types in Patterns:</w:t>
+        <w:t>mykom.setDataKomputer("LAPTOP", "MACBOOK");</w:t>
       </w:r>
       <w:r>
         <w:rPr>
-          <w:color w:val="auto"/>
+          <w:b/>
+          <w:bCs/>
+          <w:color w:val="000000" w:themeColor="text1"/>
           <w:kern w:val="0"/>
           <w14:ligatures w14:val="none"/>
         </w:rPr>
-        <w:t xml:space="preserve"> Kamu bisa menggunakan tipe data primitif (seperti </w:t>
+        <w:br/>
       </w:r>
       <w:r>
         <w:rPr>
-          <w:rFonts w:ascii="Courier New" w:hAnsi="Courier New" w:cs="Courier New"/>
-          <w:color w:val="auto"/>
+          <w:color w:val="000000" w:themeColor="text1"/>
           <w:kern w:val="0"/>
-          <w:sz w:val="20"/>
-          <w:szCs w:val="20"/>
           <w14:ligatures w14:val="none"/>
         </w:rPr>
-        <w:t>int</w:t>
+        <w:t>Pemanggilan Setter — mengisi atribut object mykom dengan nilai "LAPTOP" dan "MACBOOK".</w:t>
       </w:r>
       <w:r>
         <w:rPr>
-          <w:color w:val="auto"/>
+          <w:color w:val="000000" w:themeColor="text1"/>
           <w:kern w:val="0"/>
           <w14:ligatures w14:val="none"/>
         </w:rPr>
-        <w:t xml:space="preserve">, </w:t>
-      </w:r>
-      <w:r>
-        <w:rPr>
-          <w:rFonts w:ascii="Courier New" w:hAnsi="Courier New" w:cs="Courier New"/>
-          <w:color w:val="auto"/>
-          <w:kern w:val="0"/>
-          <w:sz w:val="20"/>
-          <w:szCs w:val="20"/>
-          <w14:ligatures w14:val="none"/>
-        </w:rPr>
-        <w:t>double</w:t>
-      </w:r>
-      <w:r>
-        <w:rPr>
-          <w:color w:val="auto"/>
-          <w:kern w:val="0"/>
-          <w14:ligatures w14:val="none"/>
-        </w:rPr>
-        <w:t xml:space="preserve">) secara langsung di dalam </w:t>
-      </w:r>
-      <w:r>
-        <w:rPr>
-          <w:rFonts w:ascii="Courier New" w:hAnsi="Courier New" w:cs="Courier New"/>
-          <w:color w:val="auto"/>
-          <w:kern w:val="0"/>
-          <w:sz w:val="20"/>
-          <w:szCs w:val="20"/>
-          <w14:ligatures w14:val="none"/>
-        </w:rPr>
-        <w:t>instanceof</w:t>
-      </w:r>
-      <w:r>
-        <w:rPr>
-          <w:color w:val="auto"/>
-          <w:kern w:val="0"/>
-          <w14:ligatures w14:val="none"/>
-        </w:rPr>
-        <w:t xml:space="preserve"> dan </w:t>
-      </w:r>
-      <w:r>
-        <w:rPr>
-          <w:rFonts w:ascii="Courier New" w:hAnsi="Courier New" w:cs="Courier New"/>
-          <w:color w:val="auto"/>
-          <w:kern w:val="0"/>
-          <w:sz w:val="20"/>
-          <w:szCs w:val="20"/>
-          <w14:ligatures w14:val="none"/>
-        </w:rPr>
-        <w:t>switch</w:t>
-      </w:r>
-      <w:r>
-        <w:rPr>
-          <w:color w:val="auto"/>
-          <w:kern w:val="0"/>
-          <w14:ligatures w14:val="none"/>
-        </w:rPr>
-        <w:t xml:space="preserve"> pattern matching.</w:t>
+        <w:br/>
       </w:r>
     </w:p>
     <w:p>
       <w:pPr>
-        <w:numPr>
-          <w:ilvl w:val="0"/>
-          <w:numId w:val="14"/>
-        </w:numPr>
-        <w:spacing w:before="100" w:beforeAutospacing="1" w:after="100" w:afterAutospacing="1" w:line="240" w:lineRule="auto"/>
-        <w:rPr>
-          <w:color w:val="auto"/>
-          <w:kern w:val="0"/>
-          <w14:ligatures w14:val="none"/>
-        </w:rPr>
-      </w:pPr>
-      <w:r>
-        <w:rPr>
-          <w:b/>
-          <w:bCs/>
-          <w:color w:val="auto"/>
-          <w:kern w:val="0"/>
-          <w14:ligatures w14:val="none"/>
-        </w:rPr>
-        <w:t>Keunggulan:</w:t>
-      </w:r>
-      <w:r>
-        <w:rPr>
-          <w:color w:val="auto"/>
-          <w:kern w:val="0"/>
-          <w14:ligatures w14:val="none"/>
-        </w:rPr>
-        <w:t xml:space="preserve"> Dokumentasi lebih bersih dan performa manajemen memori yang jauh lebih efisien tanpa konfigurasi manual yang rumit</w:t>
-      </w:r>
-      <w:r>
-        <w:rPr>
-          <w:color w:val="auto"/>
-          <w:kern w:val="0"/>
-          <w14:ligatures w14:val="none"/>
-        </w:rPr>
-        <w:t>.</w:t>
-      </w:r>
-    </w:p>
-    <w:p>
-      <w:pPr>
         <w:pStyle w:val="ListParagraph"/>
         <w:numPr>
           <w:ilvl w:val="0"/>
-          <w:numId w:val="21"/>
+          <w:numId w:val="22"/>
         </w:numPr>
-        <w:spacing w:before="100" w:beforeAutospacing="1" w:after="100" w:afterAutospacing="1" w:line="240" w:lineRule="auto"/>
-        <w:rPr>
-          <w:color w:val="auto"/>
+        <w:spacing w:before="240" w:after="0" w:line="276" w:lineRule="auto"/>
+        <w:rPr>
+          <w:b/>
+          <w:bCs/>
+          <w:color w:val="000000" w:themeColor="text1"/>
           <w:kern w:val="0"/>
           <w14:ligatures w14:val="none"/>
         </w:rPr>
@@ -1056,482 +1274,30 @@
         <w:rPr>
           <w:b/>
           <w:bCs/>
-          <w:color w:val="auto"/>
+          <w:color w:val="000000" w:themeColor="text1"/>
           <w:kern w:val="0"/>
           <w14:ligatures w14:val="none"/>
         </w:rPr>
-        <w:t>Java 24 (Maret 2025)</w:t>
+        <w:t>System.out.println(mykom.getJenis()); dan System.out.println(mykom.getMerk());</w:t>
       </w:r>
-    </w:p>
-    <w:p>
-      <w:pPr>
-        <w:spacing w:before="100" w:beforeAutospacing="1" w:after="100" w:afterAutospacing="1" w:line="240" w:lineRule="auto"/>
-        <w:ind w:left="0" w:firstLine="0"/>
-        <w:rPr>
-          <w:color w:val="auto"/>
+      <w:r>
+        <w:rPr>
+          <w:b/>
+          <w:bCs/>
+          <w:color w:val="000000" w:themeColor="text1"/>
           <w:kern w:val="0"/>
           <w14:ligatures w14:val="none"/>
         </w:rPr>
-      </w:pPr>
+        <w:br/>
+      </w:r>
       <w:r>
         <w:rPr>
-          <w:color w:val="auto"/>
+          <w:color w:val="000000" w:themeColor="text1"/>
           <w:kern w:val="0"/>
           <w14:ligatures w14:val="none"/>
         </w:rPr>
-        <w:t>Versi ini fokus pada modernisasi struktur internal Java dan persiapan menuju ekosistem Cloud-Native.</w:t>
+        <w:t>Pemanggilan Getter + Output — mengambil nilai atribut lalu mencetaknya ke layar.</w:t>
       </w:r>
-    </w:p>
-    <w:p>
-      <w:pPr>
-        <w:numPr>
-          <w:ilvl w:val="0"/>
-          <w:numId w:val="15"/>
-        </w:numPr>
-        <w:spacing w:before="100" w:beforeAutospacing="1" w:after="100" w:afterAutospacing="1" w:line="240" w:lineRule="auto"/>
-        <w:rPr>
-          <w:color w:val="auto"/>
-          <w:kern w:val="0"/>
-          <w14:ligatures w14:val="none"/>
-        </w:rPr>
-      </w:pPr>
-      <w:r>
-        <w:rPr>
-          <w:b/>
-          <w:bCs/>
-          <w:color w:val="auto"/>
-          <w:kern w:val="0"/>
-          <w14:ligatures w14:val="none"/>
-        </w:rPr>
-        <w:t>Module Import Declarations:</w:t>
-      </w:r>
-      <w:r>
-        <w:rPr>
-          <w:color w:val="auto"/>
-          <w:kern w:val="0"/>
-          <w14:ligatures w14:val="none"/>
-        </w:rPr>
-        <w:t xml:space="preserve"> Fitur yang sangat membantu produktivitas. Alih-alih menulis puluhan baris </w:t>
-      </w:r>
-      <w:r>
-        <w:rPr>
-          <w:rFonts w:ascii="Courier New" w:hAnsi="Courier New" w:cs="Courier New"/>
-          <w:color w:val="auto"/>
-          <w:kern w:val="0"/>
-          <w:sz w:val="20"/>
-          <w:szCs w:val="20"/>
-          <w14:ligatures w14:val="none"/>
-        </w:rPr>
-        <w:t>import</w:t>
-      </w:r>
-      <w:r>
-        <w:rPr>
-          <w:color w:val="auto"/>
-          <w:kern w:val="0"/>
-          <w14:ligatures w14:val="none"/>
-        </w:rPr>
-        <w:t xml:space="preserve">, kamu bisa mengimpor seluruh modul sekaligus, misalnya: </w:t>
-      </w:r>
-      <w:r>
-        <w:rPr>
-          <w:rFonts w:ascii="Courier New" w:hAnsi="Courier New" w:cs="Courier New"/>
-          <w:color w:val="auto"/>
-          <w:kern w:val="0"/>
-          <w:sz w:val="20"/>
-          <w:szCs w:val="20"/>
-          <w14:ligatures w14:val="none"/>
-        </w:rPr>
-        <w:t>import module java.base;</w:t>
-      </w:r>
-      <w:r>
-        <w:rPr>
-          <w:color w:val="auto"/>
-          <w:kern w:val="0"/>
-          <w14:ligatures w14:val="none"/>
-        </w:rPr>
-        <w:t>.</w:t>
-      </w:r>
-    </w:p>
-    <w:p>
-      <w:pPr>
-        <w:numPr>
-          <w:ilvl w:val="0"/>
-          <w:numId w:val="15"/>
-        </w:numPr>
-        <w:spacing w:before="100" w:beforeAutospacing="1" w:after="100" w:afterAutospacing="1" w:line="240" w:lineRule="auto"/>
-        <w:rPr>
-          <w:color w:val="auto"/>
-          <w:kern w:val="0"/>
-          <w14:ligatures w14:val="none"/>
-        </w:rPr>
-      </w:pPr>
-      <w:r>
-        <w:rPr>
-          <w:b/>
-          <w:bCs/>
-          <w:color w:val="auto"/>
-          <w:kern w:val="0"/>
-          <w14:ligatures w14:val="none"/>
-        </w:rPr>
-        <w:t>Compact Object Headers (Preview):</w:t>
-      </w:r>
-      <w:r>
-        <w:rPr>
-          <w:color w:val="auto"/>
-          <w:kern w:val="0"/>
-          <w14:ligatures w14:val="none"/>
-        </w:rPr>
-        <w:t xml:space="preserve"> Inovasi besar di level JVM. Fitur ini mengurangi ukuran "header" setiap objek Java di memori.</w:t>
-      </w:r>
-    </w:p>
-    <w:p>
-      <w:pPr>
-        <w:numPr>
-          <w:ilvl w:val="0"/>
-          <w:numId w:val="15"/>
-        </w:numPr>
-        <w:spacing w:before="100" w:beforeAutospacing="1" w:after="100" w:afterAutospacing="1" w:line="240" w:lineRule="auto"/>
-        <w:rPr>
-          <w:color w:val="auto"/>
-          <w:kern w:val="0"/>
-          <w14:ligatures w14:val="none"/>
-        </w:rPr>
-      </w:pPr>
-      <w:r>
-        <w:rPr>
-          <w:b/>
-          <w:bCs/>
-          <w:color w:val="auto"/>
-          <w:kern w:val="0"/>
-          <w14:ligatures w14:val="none"/>
-        </w:rPr>
-        <w:t>Quantum-Resistant Cryptography:</w:t>
-      </w:r>
-      <w:r>
-        <w:rPr>
-          <w:color w:val="auto"/>
-          <w:kern w:val="0"/>
-          <w14:ligatures w14:val="none"/>
-        </w:rPr>
-        <w:t xml:space="preserve"> Menambahkan dukungan algoritma kriptografi pasca-kuantum (seperti ML-KEM) untuk memastikan aplikasi Java aman dari ancaman komputer kuantum di masa depan.</w:t>
-      </w:r>
-    </w:p>
-    <w:p>
-      <w:pPr>
-        <w:numPr>
-          <w:ilvl w:val="0"/>
-          <w:numId w:val="15"/>
-        </w:numPr>
-        <w:spacing w:before="100" w:beforeAutospacing="1" w:after="100" w:afterAutospacing="1" w:line="240" w:lineRule="auto"/>
-        <w:rPr>
-          <w:color w:val="auto"/>
-          <w:kern w:val="0"/>
-          <w14:ligatures w14:val="none"/>
-        </w:rPr>
-      </w:pPr>
-      <w:r>
-        <w:rPr>
-          <w:b/>
-          <w:bCs/>
-          <w:color w:val="auto"/>
-          <w:kern w:val="0"/>
-          <w14:ligatures w14:val="none"/>
-        </w:rPr>
-        <w:t>Keunggulan:</w:t>
-      </w:r>
-      <w:r>
-        <w:rPr>
-          <w:color w:val="auto"/>
-          <w:kern w:val="0"/>
-          <w14:ligatures w14:val="none"/>
-        </w:rPr>
-        <w:t xml:space="preserve"> Kode lebih rapi (less boilerplate) dan sistem keamanan yang selangkah lebih maju dibanding bahasa pemrograman lainnya</w:t>
-      </w:r>
-      <w:r>
-        <w:rPr>
-          <w:color w:val="auto"/>
-          <w:kern w:val="0"/>
-          <w14:ligatures w14:val="none"/>
-        </w:rPr>
-        <w:t>.</w:t>
-      </w:r>
-    </w:p>
-    <w:p>
-      <w:pPr>
-        <w:pStyle w:val="ListParagraph"/>
-        <w:numPr>
-          <w:ilvl w:val="0"/>
-          <w:numId w:val="21"/>
-        </w:numPr>
-        <w:spacing w:before="100" w:beforeAutospacing="1" w:after="100" w:afterAutospacing="1" w:line="240" w:lineRule="auto"/>
-        <w:rPr>
-          <w:color w:val="auto"/>
-          <w:kern w:val="0"/>
-          <w14:ligatures w14:val="none"/>
-        </w:rPr>
-      </w:pPr>
-      <w:r>
-        <w:rPr>
-          <w:b/>
-          <w:bCs/>
-          <w:color w:val="auto"/>
-          <w:kern w:val="0"/>
-          <w14:ligatures w14:val="none"/>
-        </w:rPr>
-        <w:t>3. Java 25 (September 2025 - LTS)</w:t>
-      </w:r>
-    </w:p>
-    <w:p>
-      <w:pPr>
-        <w:spacing w:before="100" w:beforeAutospacing="1" w:after="100" w:afterAutospacing="1" w:line="240" w:lineRule="auto"/>
-        <w:ind w:left="0" w:firstLine="0"/>
-        <w:rPr>
-          <w:color w:val="auto"/>
-          <w:kern w:val="0"/>
-          <w14:ligatures w14:val="none"/>
-        </w:rPr>
-      </w:pPr>
-      <w:r>
-        <w:rPr>
-          <w:color w:val="auto"/>
-          <w:kern w:val="0"/>
-          <w14:ligatures w14:val="none"/>
-        </w:rPr>
-        <w:t xml:space="preserve">Sebagai versi </w:t>
-      </w:r>
-      <w:r>
-        <w:rPr>
-          <w:b/>
-          <w:bCs/>
-          <w:color w:val="auto"/>
-          <w:kern w:val="0"/>
-          <w14:ligatures w14:val="none"/>
-        </w:rPr>
-        <w:t>LTS</w:t>
-      </w:r>
-      <w:r>
-        <w:rPr>
-          <w:color w:val="auto"/>
-          <w:kern w:val="0"/>
-          <w14:ligatures w14:val="none"/>
-        </w:rPr>
-        <w:t>, Java 25 meresmikan semua fitur eksperimental dari versi sebelumnya menjadi fitur stabil yang siap digunakan di produksi untuk jangka panjang.</w:t>
-      </w:r>
-    </w:p>
-    <w:p>
-      <w:pPr>
-        <w:numPr>
-          <w:ilvl w:val="0"/>
-          <w:numId w:val="16"/>
-        </w:numPr>
-        <w:spacing w:before="100" w:beforeAutospacing="1" w:after="100" w:afterAutospacing="1" w:line="240" w:lineRule="auto"/>
-        <w:rPr>
-          <w:color w:val="auto"/>
-          <w:kern w:val="0"/>
-          <w14:ligatures w14:val="none"/>
-        </w:rPr>
-      </w:pPr>
-      <w:r>
-        <w:rPr>
-          <w:b/>
-          <w:bCs/>
-          <w:color w:val="auto"/>
-          <w:kern w:val="0"/>
-          <w14:ligatures w14:val="none"/>
-        </w:rPr>
-        <w:lastRenderedPageBreak/>
-        <w:t>Flexible Constructor Bodies (Standard):</w:t>
-      </w:r>
-      <w:r>
-        <w:rPr>
-          <w:color w:val="auto"/>
-          <w:kern w:val="0"/>
-          <w14:ligatures w14:val="none"/>
-        </w:rPr>
-        <w:t xml:space="preserve"> Aturan kaku "super() harus di baris pertama" akhirnya resmi dihapus. Kamu bisa melakukan validasi data atau perhitungan logika </w:t>
-      </w:r>
-      <w:r>
-        <w:rPr>
-          <w:i/>
-          <w:iCs/>
-          <w:color w:val="auto"/>
-          <w:kern w:val="0"/>
-          <w14:ligatures w14:val="none"/>
-        </w:rPr>
-        <w:t>sebelum</w:t>
-      </w:r>
-      <w:r>
-        <w:rPr>
-          <w:color w:val="auto"/>
-          <w:kern w:val="0"/>
-          <w14:ligatures w14:val="none"/>
-        </w:rPr>
-        <w:t xml:space="preserve"> memanggil constructor induk.</w:t>
-      </w:r>
-    </w:p>
-    <w:p>
-      <w:pPr>
-        <w:numPr>
-          <w:ilvl w:val="0"/>
-          <w:numId w:val="16"/>
-        </w:numPr>
-        <w:spacing w:before="100" w:beforeAutospacing="1" w:after="100" w:afterAutospacing="1" w:line="240" w:lineRule="auto"/>
-        <w:rPr>
-          <w:color w:val="auto"/>
-          <w:kern w:val="0"/>
-          <w14:ligatures w14:val="none"/>
-        </w:rPr>
-      </w:pPr>
-      <w:r>
-        <w:rPr>
-          <w:b/>
-          <w:bCs/>
-          <w:color w:val="auto"/>
-          <w:kern w:val="0"/>
-          <w14:ligatures w14:val="none"/>
-        </w:rPr>
-        <w:t>Scoped Values &amp; Structured Concurrency:</w:t>
-      </w:r>
-      <w:r>
-        <w:rPr>
-          <w:color w:val="auto"/>
-          <w:kern w:val="0"/>
-          <w14:ligatures w14:val="none"/>
-        </w:rPr>
-        <w:t xml:space="preserve"> Menggantikan </w:t>
-      </w:r>
-      <w:r>
-        <w:rPr>
-          <w:rFonts w:ascii="Courier New" w:hAnsi="Courier New" w:cs="Courier New"/>
-          <w:color w:val="auto"/>
-          <w:kern w:val="0"/>
-          <w:sz w:val="20"/>
-          <w:szCs w:val="20"/>
-          <w14:ligatures w14:val="none"/>
-        </w:rPr>
-        <w:t>ThreadLocal</w:t>
-      </w:r>
-      <w:r>
-        <w:rPr>
-          <w:color w:val="auto"/>
-          <w:kern w:val="0"/>
-          <w14:ligatures w14:val="none"/>
-        </w:rPr>
-        <w:t xml:space="preserve"> yang boros memori dengan sistem berbagi data yang jauh lebih ringan dan aman, terutama saat menggunakan </w:t>
-      </w:r>
-      <w:r>
-        <w:rPr>
-          <w:i/>
-          <w:iCs/>
-          <w:color w:val="auto"/>
-          <w:kern w:val="0"/>
-          <w14:ligatures w14:val="none"/>
-        </w:rPr>
-        <w:t>Virtual Threads</w:t>
-      </w:r>
-      <w:r>
-        <w:rPr>
-          <w:color w:val="auto"/>
-          <w:kern w:val="0"/>
-          <w14:ligatures w14:val="none"/>
-        </w:rPr>
-        <w:t>.</w:t>
-      </w:r>
-    </w:p>
-    <w:p>
-      <w:pPr>
-        <w:numPr>
-          <w:ilvl w:val="0"/>
-          <w:numId w:val="16"/>
-        </w:numPr>
-        <w:spacing w:before="100" w:beforeAutospacing="1" w:after="100" w:afterAutospacing="1" w:line="240" w:lineRule="auto"/>
-        <w:rPr>
-          <w:color w:val="auto"/>
-          <w:kern w:val="0"/>
-          <w14:ligatures w14:val="none"/>
-        </w:rPr>
-      </w:pPr>
-      <w:r>
-        <w:rPr>
-          <w:b/>
-          <w:bCs/>
-          <w:color w:val="auto"/>
-          <w:kern w:val="0"/>
-          <w14:ligatures w14:val="none"/>
-        </w:rPr>
-        <w:t>Stream Gatherers:</w:t>
-      </w:r>
-      <w:r>
-        <w:rPr>
-          <w:color w:val="auto"/>
-          <w:kern w:val="0"/>
-          <w14:ligatures w14:val="none"/>
-        </w:rPr>
-        <w:t xml:space="preserve"> Menambahkan fleksibilitas pada </w:t>
-      </w:r>
-      <w:r>
-        <w:rPr>
-          <w:i/>
-          <w:iCs/>
-          <w:color w:val="auto"/>
-          <w:kern w:val="0"/>
-          <w14:ligatures w14:val="none"/>
-        </w:rPr>
-        <w:t>Stream API</w:t>
-      </w:r>
-      <w:r>
-        <w:rPr>
-          <w:color w:val="auto"/>
-          <w:kern w:val="0"/>
-          <w14:ligatures w14:val="none"/>
-        </w:rPr>
-        <w:t>. Kamu sekarang bisa membuat operasi kustom (seperti pengelompokan data berdasarkan kriteria rumit) dengan cara yang lebih deklaratif.</w:t>
-      </w:r>
-    </w:p>
-    <w:p>
-      <w:pPr>
-        <w:numPr>
-          <w:ilvl w:val="0"/>
-          <w:numId w:val="16"/>
-        </w:numPr>
-        <w:spacing w:before="100" w:beforeAutospacing="1" w:after="100" w:afterAutospacing="1" w:line="240" w:lineRule="auto"/>
-        <w:rPr>
-          <w:color w:val="auto"/>
-          <w:kern w:val="0"/>
-          <w14:ligatures w14:val="none"/>
-        </w:rPr>
-      </w:pPr>
-      <w:r>
-        <w:rPr>
-          <w:b/>
-          <w:bCs/>
-          <w:color w:val="auto"/>
-          <w:kern w:val="0"/>
-          <w14:ligatures w14:val="none"/>
-        </w:rPr>
-        <w:t>Keunggulan:</w:t>
-      </w:r>
-      <w:r>
-        <w:rPr>
-          <w:color w:val="auto"/>
-          <w:kern w:val="0"/>
-          <w14:ligatures w14:val="none"/>
-        </w:rPr>
-        <w:t xml:space="preserve"> Stabilitas maksimal. Ini adalah versi yang sangat disarankan untuk migrasi perusahaan karena menggabungkan performa tinggi dengan fitur penulisan kode paling modern.</w:t>
-      </w:r>
-    </w:p>
-    <w:p>
-      <w:pPr>
-        <w:spacing w:after="0" w:line="276" w:lineRule="auto"/>
-        <w:ind w:left="0" w:firstLine="0"/>
-        <w:rPr>
-          <w:b/>
-          <w:bCs/>
-          <w:color w:val="000000" w:themeColor="text1"/>
-          <w:kern w:val="0"/>
-          <w14:ligatures w14:val="none"/>
-        </w:rPr>
-      </w:pPr>
     </w:p>
     <w:sectPr>
       <w:pgSz w:w="12240" w:h="15840"/>
@@ -3352,6 +3118,106 @@
     </w:lvl>
   </w:abstractNum>
   <w:abstractNum w:abstractNumId="14" w15:restartNumberingAfterBreak="0">
+    <w:nsid w:val="52553B8C"/>
+    <w:multiLevelType w:val="hybridMultilevel"/>
+    <w:tmpl w:val="35FC4AE2"/>
+    <w:lvl w:ilvl="0" w:tplc="2BACC524">
+      <w:start w:val="1"/>
+      <w:numFmt w:val="decimal"/>
+      <w:lvlText w:val="%1)"/>
+      <w:lvlJc w:val="left"/>
+      <w:pPr>
+        <w:ind w:left="720" w:hanging="360"/>
+      </w:pPr>
+      <w:rPr>
+        <w:rFonts w:ascii="Times New Roman" w:eastAsia="Times New Roman" w:hAnsi="Times New Roman" w:cs="Times New Roman" w:hint="default"/>
+        <w:b w:val="0"/>
+        <w:bCs w:val="0"/>
+        <w:i w:val="0"/>
+        <w:strike w:val="0"/>
+        <w:dstrike w:val="0"/>
+        <w:color w:val="000000"/>
+        <w:sz w:val="24"/>
+        <w:szCs w:val="24"/>
+        <w:u w:val="none" w:color="000000"/>
+        <w:effect w:val="none"/>
+        <w:vertAlign w:val="baseline"/>
+      </w:rPr>
+    </w:lvl>
+    <w:lvl w:ilvl="1" w:tplc="38090019" w:tentative="1">
+      <w:start w:val="1"/>
+      <w:numFmt w:val="lowerLetter"/>
+      <w:lvlText w:val="%2."/>
+      <w:lvlJc w:val="left"/>
+      <w:pPr>
+        <w:ind w:left="1440" w:hanging="360"/>
+      </w:pPr>
+    </w:lvl>
+    <w:lvl w:ilvl="2" w:tplc="3809001B" w:tentative="1">
+      <w:start w:val="1"/>
+      <w:numFmt w:val="lowerRoman"/>
+      <w:lvlText w:val="%3."/>
+      <w:lvlJc w:val="right"/>
+      <w:pPr>
+        <w:ind w:left="2160" w:hanging="180"/>
+      </w:pPr>
+    </w:lvl>
+    <w:lvl w:ilvl="3" w:tplc="3809000F" w:tentative="1">
+      <w:start w:val="1"/>
+      <w:numFmt w:val="decimal"/>
+      <w:lvlText w:val="%4."/>
+      <w:lvlJc w:val="left"/>
+      <w:pPr>
+        <w:ind w:left="2880" w:hanging="360"/>
+      </w:pPr>
+    </w:lvl>
+    <w:lvl w:ilvl="4" w:tplc="38090019" w:tentative="1">
+      <w:start w:val="1"/>
+      <w:numFmt w:val="lowerLetter"/>
+      <w:lvlText w:val="%5."/>
+      <w:lvlJc w:val="left"/>
+      <w:pPr>
+        <w:ind w:left="3600" w:hanging="360"/>
+      </w:pPr>
+    </w:lvl>
+    <w:lvl w:ilvl="5" w:tplc="3809001B" w:tentative="1">
+      <w:start w:val="1"/>
+      <w:numFmt w:val="lowerRoman"/>
+      <w:lvlText w:val="%6."/>
+      <w:lvlJc w:val="right"/>
+      <w:pPr>
+        <w:ind w:left="4320" w:hanging="180"/>
+      </w:pPr>
+    </w:lvl>
+    <w:lvl w:ilvl="6" w:tplc="3809000F" w:tentative="1">
+      <w:start w:val="1"/>
+      <w:numFmt w:val="decimal"/>
+      <w:lvlText w:val="%7."/>
+      <w:lvlJc w:val="left"/>
+      <w:pPr>
+        <w:ind w:left="5040" w:hanging="360"/>
+      </w:pPr>
+    </w:lvl>
+    <w:lvl w:ilvl="7" w:tplc="38090019" w:tentative="1">
+      <w:start w:val="1"/>
+      <w:numFmt w:val="lowerLetter"/>
+      <w:lvlText w:val="%8."/>
+      <w:lvlJc w:val="left"/>
+      <w:pPr>
+        <w:ind w:left="5760" w:hanging="360"/>
+      </w:pPr>
+    </w:lvl>
+    <w:lvl w:ilvl="8" w:tplc="3809001B" w:tentative="1">
+      <w:start w:val="1"/>
+      <w:numFmt w:val="lowerRoman"/>
+      <w:lvlText w:val="%9."/>
+      <w:lvlJc w:val="right"/>
+      <w:pPr>
+        <w:ind w:left="6480" w:hanging="180"/>
+      </w:pPr>
+    </w:lvl>
+  </w:abstractNum>
+  <w:abstractNum w:abstractNumId="15" w15:restartNumberingAfterBreak="0">
     <w:nsid w:val="55DB7D2B"/>
     <w:multiLevelType w:val="hybridMultilevel"/>
     <w:tmpl w:val="8ED0538C"/>
@@ -3437,7 +3303,7 @@
       </w:pPr>
     </w:lvl>
   </w:abstractNum>
-  <w:abstractNum w:abstractNumId="15" w15:restartNumberingAfterBreak="0">
+  <w:abstractNum w:abstractNumId="16" w15:restartNumberingAfterBreak="0">
     <w:nsid w:val="57412452"/>
     <w:multiLevelType w:val="multilevel"/>
     <w:tmpl w:val="2C04D932"/>
@@ -3586,7 +3452,7 @@
       </w:rPr>
     </w:lvl>
   </w:abstractNum>
-  <w:abstractNum w:abstractNumId="16" w15:restartNumberingAfterBreak="0">
+  <w:abstractNum w:abstractNumId="17" w15:restartNumberingAfterBreak="0">
     <w:nsid w:val="62407248"/>
     <w:multiLevelType w:val="multilevel"/>
     <w:tmpl w:val="E9AAE04A"/>
@@ -3735,7 +3601,7 @@
       </w:rPr>
     </w:lvl>
   </w:abstractNum>
-  <w:abstractNum w:abstractNumId="17" w15:restartNumberingAfterBreak="0">
+  <w:abstractNum w:abstractNumId="18" w15:restartNumberingAfterBreak="0">
     <w:nsid w:val="70011E46"/>
     <w:multiLevelType w:val="hybridMultilevel"/>
     <w:tmpl w:val="4BD48780"/>
@@ -3848,7 +3714,7 @@
       </w:rPr>
     </w:lvl>
   </w:abstractNum>
-  <w:abstractNum w:abstractNumId="18" w15:restartNumberingAfterBreak="0">
+  <w:abstractNum w:abstractNumId="19" w15:restartNumberingAfterBreak="0">
     <w:nsid w:val="72515992"/>
     <w:multiLevelType w:val="hybridMultilevel"/>
     <w:tmpl w:val="2ADEF672"/>
@@ -3938,7 +3804,7 @@
       </w:pPr>
     </w:lvl>
   </w:abstractNum>
-  <w:abstractNum w:abstractNumId="19" w15:restartNumberingAfterBreak="0">
+  <w:abstractNum w:abstractNumId="20" w15:restartNumberingAfterBreak="0">
     <w:nsid w:val="7A8D56A5"/>
     <w:multiLevelType w:val="multilevel"/>
     <w:tmpl w:val="8936851A"/>
@@ -4087,7 +3953,7 @@
       </w:rPr>
     </w:lvl>
   </w:abstractNum>
-  <w:abstractNum w:abstractNumId="20" w15:restartNumberingAfterBreak="0">
+  <w:abstractNum w:abstractNumId="21" w15:restartNumberingAfterBreak="0">
     <w:nsid w:val="7B677E5E"/>
     <w:multiLevelType w:val="multilevel"/>
     <w:tmpl w:val="8346A36A"/>
@@ -4255,10 +4121,10 @@
     <w:abstractNumId w:val="4"/>
   </w:num>
   <w:num w:numId="7" w16cid:durableId="209735284">
-    <w:abstractNumId w:val="17"/>
+    <w:abstractNumId w:val="18"/>
   </w:num>
   <w:num w:numId="8" w16cid:durableId="2136021154">
-    <w:abstractNumId w:val="16"/>
+    <w:abstractNumId w:val="17"/>
   </w:num>
   <w:num w:numId="9" w16cid:durableId="625625894">
     <w:abstractNumId w:val="10"/>
@@ -4267,16 +4133,16 @@
     <w:abstractNumId w:val="9"/>
   </w:num>
   <w:num w:numId="11" w16cid:durableId="1663238765">
-    <w:abstractNumId w:val="20"/>
+    <w:abstractNumId w:val="21"/>
   </w:num>
   <w:num w:numId="12" w16cid:durableId="2052075258">
     <w:abstractNumId w:val="13"/>
   </w:num>
   <w:num w:numId="13" w16cid:durableId="1343780048">
-    <w:abstractNumId w:val="19"/>
+    <w:abstractNumId w:val="20"/>
   </w:num>
   <w:num w:numId="14" w16cid:durableId="1987318072">
-    <w:abstractNumId w:val="15"/>
+    <w:abstractNumId w:val="16"/>
   </w:num>
   <w:num w:numId="15" w16cid:durableId="744571498">
     <w:abstractNumId w:val="12"/>
@@ -4285,7 +4151,7 @@
     <w:abstractNumId w:val="5"/>
   </w:num>
   <w:num w:numId="17" w16cid:durableId="2024700618">
-    <w:abstractNumId w:val="18"/>
+    <w:abstractNumId w:val="19"/>
   </w:num>
   <w:num w:numId="18" w16cid:durableId="561520246">
     <w:abstractNumId w:val="11"/>
@@ -4297,6 +4163,9 @@
     <w:abstractNumId w:val="8"/>
   </w:num>
   <w:num w:numId="21" w16cid:durableId="664210928">
+    <w:abstractNumId w:val="15"/>
+  </w:num>
+  <w:num w:numId="22" w16cid:durableId="1959749777">
     <w:abstractNumId w:val="14"/>
   </w:num>
   <w:numIdMacAtCleanup w:val="3"/>
@@ -4799,7 +4668,6 @@
   <w:style w:type="character" w:default="1" w:styleId="DefaultParagraphFont">
     <w:name w:val="Default Paragraph Font"/>
     <w:uiPriority w:val="1"/>
-    <w:semiHidden/>
     <w:unhideWhenUsed/>
   </w:style>
   <w:style w:type="table" w:default="1" w:styleId="TableNormal">
@@ -5369,6 +5237,20 @@
     <w:name w:val="citation-75"/>
     <w:basedOn w:val="DefaultParagraphFont"/>
     <w:rsid w:val="00322B46"/>
+  </w:style>
+  <w:style w:type="paragraph" w:customStyle="1" w:styleId="font-claude-response-body">
+    <w:name w:val="font-claude-response-body"/>
+    <w:basedOn w:val="Normal"/>
+    <w:rsid w:val="00A17930"/>
+    <w:pPr>
+      <w:spacing w:before="100" w:beforeAutospacing="1" w:after="100" w:afterAutospacing="1" w:line="240" w:lineRule="auto"/>
+      <w:ind w:left="0" w:firstLine="0"/>
+    </w:pPr>
+    <w:rPr>
+      <w:color w:val="auto"/>
+      <w:kern w:val="0"/>
+      <w14:ligatures w14:val="none"/>
+    </w:rPr>
   </w:style>
 </w:styles>
 </file>
